--- a/IIS/WordEngineering/Resume/KenAdenijiResume.docx
+++ b/IIS/WordEngineering/Resume/KenAdenijiResume.docx
@@ -1684,13 +1684,7 @@
         <w:t xml:space="preserve"> </w:t>
       </w:r>
       <w:r>
-        <w:t xml:space="preserve">by</w:t>
-      </w:r>
-      <w:r>
-        <w:t xml:space="preserve"> </w:t>
-      </w:r>
-      <w:r>
-        <w:t xml:space="preserve">Dave Flansbaum of Flansbaum, Hamilton &amp; Grey, Inc.</w:t>
+        <w:t xml:space="preserve">I was recruited by Dave Flansbaum of Flansbaum, Hamilton &amp; Grey, Inc.</w:t>
       </w:r>
       <w:r>
         <w:t xml:space="preserve"> </w:t>
